--- a/kit/Calibre_Role_Intake_and_Criteria_Lock.docx
+++ b/kit/Calibre_Role_Intake_and_Criteria_Lock.docx
@@ -4,7 +4,7 @@
   <w:body>
     <w:p>
       <w:pPr>
-        <w:spacing w:after="280" w:before="0" w:line="300"/>
+        <w:spacing w:after="280" w:before="0" w:line="300" w:lineRule="auto"/>
       </w:pPr>
       <w:r>
         <w:rPr>
@@ -34,7 +34,7 @@
         <w:pBdr>
           <w:left w:val="single" w:color="265147" w:sz="18" w:space="8"/>
         </w:pBdr>
-        <w:spacing w:after="220" w:before="0" w:line="300"/>
+        <w:spacing w:after="220" w:before="0" w:line="300" w:lineRule="auto"/>
         <w:ind w:left="170"/>
       </w:pPr>
       <w:r>
@@ -53,7 +53,7 @@
     </w:p>
     <w:p>
       <w:pPr>
-        <w:spacing w:after="180" w:before="0" w:line="276"/>
+        <w:spacing w:after="180" w:before="0" w:line="276" w:lineRule="auto"/>
       </w:pPr>
       <w:r>
         <w:rPr>
@@ -67,7 +67,7 @@
     </w:p>
     <w:p>
       <w:pPr>
-        <w:spacing w:after="240" w:before="0" w:line="330"/>
+        <w:spacing w:after="240" w:before="0" w:line="330" w:lineRule="auto"/>
       </w:pPr>
       <w:r>
         <w:rPr>
@@ -86,7 +86,7 @@
           <w:left w:val="single" w:color="265147" w:sz="24" w:space="10"/>
         </w:pBdr>
         <w:shd w:fill="F0F5F3" w:color="auto" w:val="clear"/>
-        <w:spacing w:after="0" w:before="160" w:line="280"/>
+        <w:spacing w:after="0" w:before="160" w:line="280" w:lineRule="auto"/>
         <w:ind w:left="200" w:right="120"/>
       </w:pPr>
       <w:r>
@@ -109,7 +109,7 @@
           <w:left w:val="single" w:color="265147" w:sz="24" w:space="10"/>
         </w:pBdr>
         <w:shd w:fill="F0F5F3" w:color="auto" w:val="clear"/>
-        <w:spacing w:after="200" w:before="0" w:line="290"/>
+        <w:spacing w:after="200" w:before="0" w:line="290" w:lineRule="auto"/>
         <w:ind w:left="200" w:right="120"/>
       </w:pPr>
       <w:r>
@@ -125,7 +125,7 @@
     <w:p>
       <w:pPr>
         <w:keepNext/>
-        <w:spacing w:after="30" w:before="200" w:line="300"/>
+        <w:spacing w:after="30" w:before="200" w:line="300" w:lineRule="auto"/>
       </w:pPr>
       <w:r>
         <w:rPr>
@@ -197,7 +197,7 @@
           </w:tcPr>
           <w:p>
             <w:pPr>
-              <w:spacing w:after="0" w:before="0" w:line="264"/>
+              <w:spacing w:after="0" w:before="0" w:line="264" w:lineRule="auto"/>
             </w:pPr>
             <w:r>
               <w:rPr>
@@ -230,7 +230,7 @@
           </w:tcPr>
           <w:p>
             <w:pPr>
-              <w:spacing w:after="0" w:before="0" w:line="300"/>
+              <w:spacing w:after="0" w:before="0" w:line="300" w:lineRule="auto"/>
             </w:pPr>
             <w:r>
               <w:rPr>
@@ -268,7 +268,7 @@
           </w:tcPr>
           <w:p>
             <w:pPr>
-              <w:spacing w:after="0" w:before="0" w:line="264"/>
+              <w:spacing w:after="0" w:before="0" w:line="264" w:lineRule="auto"/>
             </w:pPr>
             <w:r>
               <w:rPr>
@@ -301,7 +301,7 @@
           </w:tcPr>
           <w:p>
             <w:pPr>
-              <w:spacing w:after="0" w:before="0" w:line="300"/>
+              <w:spacing w:after="0" w:before="0" w:line="300" w:lineRule="auto"/>
             </w:pPr>
             <w:r>
               <w:rPr>
@@ -339,7 +339,7 @@
           </w:tcPr>
           <w:p>
             <w:pPr>
-              <w:spacing w:after="0" w:before="0" w:line="264"/>
+              <w:spacing w:after="0" w:before="0" w:line="264" w:lineRule="auto"/>
             </w:pPr>
             <w:r>
               <w:rPr>
@@ -372,7 +372,7 @@
           </w:tcPr>
           <w:p>
             <w:pPr>
-              <w:spacing w:after="0" w:before="0" w:line="300"/>
+              <w:spacing w:after="0" w:before="0" w:line="300" w:lineRule="auto"/>
             </w:pPr>
             <w:r>
               <w:rPr>
@@ -410,7 +410,7 @@
           </w:tcPr>
           <w:p>
             <w:pPr>
-              <w:spacing w:after="0" w:before="0" w:line="264"/>
+              <w:spacing w:after="0" w:before="0" w:line="264" w:lineRule="auto"/>
             </w:pPr>
             <w:r>
               <w:rPr>
@@ -443,7 +443,7 @@
           </w:tcPr>
           <w:p>
             <w:pPr>
-              <w:spacing w:after="0" w:before="0" w:line="300"/>
+              <w:spacing w:after="0" w:before="0" w:line="300" w:lineRule="auto"/>
             </w:pPr>
             <w:r>
               <w:rPr>
@@ -481,7 +481,7 @@
           </w:tcPr>
           <w:p>
             <w:pPr>
-              <w:spacing w:after="0" w:before="0" w:line="264"/>
+              <w:spacing w:after="0" w:before="0" w:line="264" w:lineRule="auto"/>
             </w:pPr>
             <w:r>
               <w:rPr>
@@ -514,7 +514,7 @@
           </w:tcPr>
           <w:p>
             <w:pPr>
-              <w:spacing w:after="0" w:before="0" w:line="300"/>
+              <w:spacing w:after="0" w:before="0" w:line="300" w:lineRule="auto"/>
             </w:pPr>
             <w:r>
               <w:rPr>
@@ -552,7 +552,7 @@
           </w:tcPr>
           <w:p>
             <w:pPr>
-              <w:spacing w:after="0" w:before="0" w:line="264"/>
+              <w:spacing w:after="0" w:before="0" w:line="264" w:lineRule="auto"/>
             </w:pPr>
             <w:r>
               <w:rPr>
@@ -585,7 +585,7 @@
           </w:tcPr>
           <w:p>
             <w:pPr>
-              <w:spacing w:after="0" w:before="0" w:line="300"/>
+              <w:spacing w:after="0" w:before="0" w:line="300" w:lineRule="auto"/>
             </w:pPr>
             <w:r>
               <w:rPr>
@@ -623,7 +623,7 @@
           </w:tcPr>
           <w:p>
             <w:pPr>
-              <w:spacing w:after="0" w:before="0" w:line="264"/>
+              <w:spacing w:after="0" w:before="0" w:line="264" w:lineRule="auto"/>
             </w:pPr>
             <w:r>
               <w:rPr>
@@ -656,7 +656,7 @@
           </w:tcPr>
           <w:p>
             <w:pPr>
-              <w:spacing w:after="0" w:before="0" w:line="300"/>
+              <w:spacing w:after="0" w:before="0" w:line="300" w:lineRule="auto"/>
             </w:pPr>
             <w:r>
               <w:rPr>
@@ -694,7 +694,7 @@
           </w:tcPr>
           <w:p>
             <w:pPr>
-              <w:spacing w:after="0" w:before="0" w:line="264"/>
+              <w:spacing w:after="0" w:before="0" w:line="264" w:lineRule="auto"/>
             </w:pPr>
             <w:r>
               <w:rPr>
@@ -727,7 +727,7 @@
           </w:tcPr>
           <w:p>
             <w:pPr>
-              <w:spacing w:after="0" w:before="0" w:line="300"/>
+              <w:spacing w:after="0" w:before="0" w:line="300" w:lineRule="auto"/>
             </w:pPr>
             <w:r>
               <w:rPr>
@@ -746,7 +746,7 @@
     </w:tbl>
     <w:p>
       <w:pPr>
-        <w:spacing w:after="0" w:before="0" w:line="160"/>
+        <w:spacing w:after="0" w:before="0" w:line="160" w:lineRule="auto"/>
       </w:pPr>
       <w:r>
         <w:rPr>
@@ -761,7 +761,7 @@
     <w:p>
       <w:pPr>
         <w:keepNext/>
-        <w:spacing w:after="30" w:before="200" w:line="300"/>
+        <w:spacing w:after="30" w:before="200" w:line="300" w:lineRule="auto"/>
       </w:pPr>
       <w:r>
         <w:rPr>
@@ -797,7 +797,7 @@
     </w:p>
     <w:p>
       <w:pPr>
-        <w:spacing w:after="120" w:before="0" w:line="300"/>
+        <w:spacing w:after="120" w:before="0" w:line="300" w:lineRule="auto"/>
       </w:pPr>
       <w:r>
         <w:rPr>
@@ -865,7 +865,7 @@
           </w:tcPr>
           <w:p>
             <w:pPr>
-              <w:spacing w:after="0" w:before="0" w:line="264"/>
+              <w:spacing w:after="0" w:before="0" w:line="264" w:lineRule="auto"/>
             </w:pPr>
             <w:r>
               <w:rPr>
@@ -898,7 +898,7 @@
           </w:tcPr>
           <w:p>
             <w:pPr>
-              <w:spacing w:after="0" w:before="0" w:line="264"/>
+              <w:spacing w:after="0" w:before="0" w:line="264" w:lineRule="auto"/>
             </w:pPr>
             <w:r>
               <w:rPr>
@@ -934,7 +934,7 @@
           </w:tcPr>
           <w:p>
             <w:pPr>
-              <w:spacing w:after="0" w:before="0" w:line="264"/>
+              <w:spacing w:after="0" w:before="0" w:line="264" w:lineRule="auto"/>
             </w:pPr>
             <w:r>
               <w:rPr>
@@ -967,7 +967,7 @@
           </w:tcPr>
           <w:p>
             <w:pPr>
-              <w:spacing w:after="0" w:before="0" w:line="264"/>
+              <w:spacing w:after="0" w:before="0" w:line="264" w:lineRule="auto"/>
             </w:pPr>
             <w:r>
               <w:rPr>
@@ -1003,7 +1003,7 @@
           </w:tcPr>
           <w:p>
             <w:pPr>
-              <w:spacing w:after="0" w:before="0" w:line="264"/>
+              <w:spacing w:after="0" w:before="0" w:line="264" w:lineRule="auto"/>
             </w:pPr>
             <w:r>
               <w:rPr>
@@ -1036,7 +1036,7 @@
           </w:tcPr>
           <w:p>
             <w:pPr>
-              <w:spacing w:after="0" w:before="0" w:line="264"/>
+              <w:spacing w:after="0" w:before="0" w:line="264" w:lineRule="auto"/>
             </w:pPr>
             <w:r>
               <w:rPr>
@@ -1072,7 +1072,7 @@
           </w:tcPr>
           <w:p>
             <w:pPr>
-              <w:spacing w:after="0" w:before="0" w:line="264"/>
+              <w:spacing w:after="0" w:before="0" w:line="264" w:lineRule="auto"/>
             </w:pPr>
             <w:r>
               <w:rPr>
@@ -1105,7 +1105,7 @@
           </w:tcPr>
           <w:p>
             <w:pPr>
-              <w:spacing w:after="0" w:before="0" w:line="264"/>
+              <w:spacing w:after="0" w:before="0" w:line="264" w:lineRule="auto"/>
             </w:pPr>
             <w:r>
               <w:rPr>
@@ -1141,7 +1141,7 @@
           </w:tcPr>
           <w:p>
             <w:pPr>
-              <w:spacing w:after="0" w:before="0" w:line="264"/>
+              <w:spacing w:after="0" w:before="0" w:line="264" w:lineRule="auto"/>
             </w:pPr>
             <w:r>
               <w:rPr>
@@ -1174,7 +1174,7 @@
           </w:tcPr>
           <w:p>
             <w:pPr>
-              <w:spacing w:after="0" w:before="0" w:line="264"/>
+              <w:spacing w:after="0" w:before="0" w:line="264" w:lineRule="auto"/>
             </w:pPr>
             <w:r>
               <w:rPr>
@@ -1191,7 +1191,7 @@
     </w:tbl>
     <w:p>
       <w:pPr>
-        <w:spacing w:after="0" w:before="0" w:line="160"/>
+        <w:spacing w:after="0" w:before="0" w:line="160" w:lineRule="auto"/>
       </w:pPr>
       <w:r>
         <w:rPr>
@@ -1223,7 +1223,7 @@
     </w:p>
     <w:p>
       <w:pPr>
-        <w:spacing w:after="120" w:before="0" w:line="300"/>
+        <w:spacing w:after="120" w:before="0" w:line="300" w:lineRule="auto"/>
       </w:pPr>
       <w:r>
         <w:rPr>
@@ -1275,7 +1275,7 @@
           </w:tcPr>
           <w:p>
             <w:pPr>
-              <w:spacing w:after="0" w:before="0" w:line="264"/>
+              <w:spacing w:after="0" w:before="0" w:line="264" w:lineRule="auto"/>
             </w:pPr>
             <w:r>
               <w:rPr>
@@ -1311,7 +1311,7 @@
           </w:tcPr>
           <w:p>
             <w:pPr>
-              <w:spacing w:after="0" w:before="0" w:line="264"/>
+              <w:spacing w:after="0" w:before="0" w:line="264" w:lineRule="auto"/>
             </w:pPr>
             <w:r>
               <w:rPr>
@@ -1351,7 +1351,7 @@
           </w:tcPr>
           <w:p>
             <w:pPr>
-              <w:spacing w:after="0" w:before="0" w:line="264"/>
+              <w:spacing w:after="0" w:before="0" w:line="264" w:lineRule="auto"/>
             </w:pPr>
             <w:r>
               <w:rPr>
@@ -1384,7 +1384,7 @@
           </w:tcPr>
           <w:p>
             <w:pPr>
-              <w:spacing w:after="0" w:before="0" w:line="264"/>
+              <w:spacing w:after="0" w:before="0" w:line="264" w:lineRule="auto"/>
             </w:pPr>
             <w:r>
               <w:rPr>
@@ -1420,7 +1420,7 @@
           </w:tcPr>
           <w:p>
             <w:pPr>
-              <w:spacing w:after="0" w:before="0" w:line="264"/>
+              <w:spacing w:after="0" w:before="0" w:line="264" w:lineRule="auto"/>
             </w:pPr>
             <w:r>
               <w:rPr>
@@ -1453,7 +1453,7 @@
           </w:tcPr>
           <w:p>
             <w:pPr>
-              <w:spacing w:after="0" w:before="0" w:line="264"/>
+              <w:spacing w:after="0" w:before="0" w:line="264" w:lineRule="auto"/>
             </w:pPr>
             <w:r>
               <w:rPr>
@@ -1489,7 +1489,7 @@
           </w:tcPr>
           <w:p>
             <w:pPr>
-              <w:spacing w:after="0" w:before="0" w:line="264"/>
+              <w:spacing w:after="0" w:before="0" w:line="264" w:lineRule="auto"/>
             </w:pPr>
             <w:r>
               <w:rPr>
@@ -1522,7 +1522,7 @@
           </w:tcPr>
           <w:p>
             <w:pPr>
-              <w:spacing w:after="0" w:before="0" w:line="264"/>
+              <w:spacing w:after="0" w:before="0" w:line="264" w:lineRule="auto"/>
             </w:pPr>
             <w:r>
               <w:rPr>
@@ -1558,7 +1558,7 @@
           </w:tcPr>
           <w:p>
             <w:pPr>
-              <w:spacing w:after="0" w:before="0" w:line="264"/>
+              <w:spacing w:after="0" w:before="0" w:line="264" w:lineRule="auto"/>
             </w:pPr>
             <w:r>
               <w:rPr>
@@ -1591,7 +1591,7 @@
           </w:tcPr>
           <w:p>
             <w:pPr>
-              <w:spacing w:after="0" w:before="0" w:line="264"/>
+              <w:spacing w:after="0" w:before="0" w:line="264" w:lineRule="auto"/>
             </w:pPr>
             <w:r>
               <w:rPr>
@@ -1627,7 +1627,7 @@
           </w:tcPr>
           <w:p>
             <w:pPr>
-              <w:spacing w:after="0" w:before="0" w:line="264"/>
+              <w:spacing w:after="0" w:before="0" w:line="264" w:lineRule="auto"/>
             </w:pPr>
             <w:r>
               <w:rPr>
@@ -1660,7 +1660,7 @@
           </w:tcPr>
           <w:p>
             <w:pPr>
-              <w:spacing w:after="0" w:before="0" w:line="264"/>
+              <w:spacing w:after="0" w:before="0" w:line="264" w:lineRule="auto"/>
             </w:pPr>
             <w:r>
               <w:rPr>
@@ -1677,7 +1677,7 @@
     </w:tbl>
     <w:p>
       <w:pPr>
-        <w:spacing w:after="0" w:before="0" w:line="160"/>
+        <w:spacing w:after="0" w:before="0" w:line="160" w:lineRule="auto"/>
       </w:pPr>
       <w:r>
         <w:rPr>
@@ -1696,7 +1696,7 @@
           <w:left w:val="single" w:color="596B66" w:sz="24" w:space="10"/>
         </w:pBdr>
         <w:shd w:fill="F6F7F8" w:color="auto" w:val="clear"/>
-        <w:spacing w:after="0" w:before="160" w:line="280"/>
+        <w:spacing w:after="0" w:before="160" w:line="280" w:lineRule="auto"/>
         <w:ind w:left="200" w:right="120"/>
       </w:pPr>
       <w:r>
@@ -1719,7 +1719,7 @@
           <w:left w:val="single" w:color="596B66" w:sz="24" w:space="10"/>
         </w:pBdr>
         <w:shd w:fill="F6F7F8" w:color="auto" w:val="clear"/>
-        <w:spacing w:after="200" w:before="0" w:line="290"/>
+        <w:spacing w:after="200" w:before="0" w:line="290" w:lineRule="auto"/>
         <w:ind w:left="200" w:right="120"/>
       </w:pPr>
       <w:r>
@@ -1752,7 +1752,7 @@
     </w:p>
     <w:p>
       <w:pPr>
-        <w:spacing w:after="120" w:before="0" w:line="300"/>
+        <w:spacing w:after="120" w:before="0" w:line="300" w:lineRule="auto"/>
       </w:pPr>
       <w:r>
         <w:rPr>
@@ -1806,7 +1806,7 @@
           </w:tcPr>
           <w:p>
             <w:pPr>
-              <w:spacing w:after="0" w:before="0" w:line="264"/>
+              <w:spacing w:after="0" w:before="0" w:line="264" w:lineRule="auto"/>
             </w:pPr>
             <w:r>
               <w:rPr>
@@ -1842,7 +1842,7 @@
           </w:tcPr>
           <w:p>
             <w:pPr>
-              <w:spacing w:after="0" w:before="0" w:line="264"/>
+              <w:spacing w:after="0" w:before="0" w:line="264" w:lineRule="auto"/>
             </w:pPr>
             <w:r>
               <w:rPr>
@@ -1882,7 +1882,7 @@
           </w:tcPr>
           <w:p>
             <w:pPr>
-              <w:spacing w:after="0" w:before="0" w:line="264"/>
+              <w:spacing w:after="0" w:before="0" w:line="264" w:lineRule="auto"/>
             </w:pPr>
             <w:r>
               <w:rPr>
@@ -1915,7 +1915,7 @@
           </w:tcPr>
           <w:p>
             <w:pPr>
-              <w:spacing w:after="0" w:before="0" w:line="264"/>
+              <w:spacing w:after="0" w:before="0" w:line="264" w:lineRule="auto"/>
             </w:pPr>
             <w:r>
               <w:rPr>
@@ -1951,7 +1951,7 @@
           </w:tcPr>
           <w:p>
             <w:pPr>
-              <w:spacing w:after="0" w:before="0" w:line="264"/>
+              <w:spacing w:after="0" w:before="0" w:line="264" w:lineRule="auto"/>
             </w:pPr>
             <w:r>
               <w:rPr>
@@ -1984,7 +1984,7 @@
           </w:tcPr>
           <w:p>
             <w:pPr>
-              <w:spacing w:after="0" w:before="0" w:line="264"/>
+              <w:spacing w:after="0" w:before="0" w:line="264" w:lineRule="auto"/>
             </w:pPr>
             <w:r>
               <w:rPr>
@@ -2020,7 +2020,7 @@
           </w:tcPr>
           <w:p>
             <w:pPr>
-              <w:spacing w:after="0" w:before="0" w:line="264"/>
+              <w:spacing w:after="0" w:before="0" w:line="264" w:lineRule="auto"/>
             </w:pPr>
             <w:r>
               <w:rPr>
@@ -2053,7 +2053,7 @@
           </w:tcPr>
           <w:p>
             <w:pPr>
-              <w:spacing w:after="0" w:before="0" w:line="264"/>
+              <w:spacing w:after="0" w:before="0" w:line="264" w:lineRule="auto"/>
             </w:pPr>
             <w:r>
               <w:rPr>
@@ -2089,7 +2089,7 @@
           </w:tcPr>
           <w:p>
             <w:pPr>
-              <w:spacing w:after="0" w:before="0" w:line="264"/>
+              <w:spacing w:after="0" w:before="0" w:line="264" w:lineRule="auto"/>
             </w:pPr>
             <w:r>
               <w:rPr>
@@ -2122,7 +2122,7 @@
           </w:tcPr>
           <w:p>
             <w:pPr>
-              <w:spacing w:after="0" w:before="0" w:line="264"/>
+              <w:spacing w:after="0" w:before="0" w:line="264" w:lineRule="auto"/>
             </w:pPr>
             <w:r>
               <w:rPr>
@@ -2158,7 +2158,7 @@
           </w:tcPr>
           <w:p>
             <w:pPr>
-              <w:spacing w:after="0" w:before="0" w:line="264"/>
+              <w:spacing w:after="0" w:before="0" w:line="264" w:lineRule="auto"/>
             </w:pPr>
             <w:r>
               <w:rPr>
@@ -2191,7 +2191,7 @@
           </w:tcPr>
           <w:p>
             <w:pPr>
-              <w:spacing w:after="0" w:before="0" w:line="264"/>
+              <w:spacing w:after="0" w:before="0" w:line="264" w:lineRule="auto"/>
             </w:pPr>
             <w:r>
               <w:rPr>
@@ -2227,7 +2227,7 @@
           </w:tcPr>
           <w:p>
             <w:pPr>
-              <w:spacing w:after="0" w:before="0" w:line="264"/>
+              <w:spacing w:after="0" w:before="0" w:line="264" w:lineRule="auto"/>
             </w:pPr>
             <w:r>
               <w:rPr>
@@ -2260,7 +2260,7 @@
           </w:tcPr>
           <w:p>
             <w:pPr>
-              <w:spacing w:after="0" w:before="0" w:line="264"/>
+              <w:spacing w:after="0" w:before="0" w:line="264" w:lineRule="auto"/>
             </w:pPr>
             <w:r>
               <w:rPr>
@@ -2296,7 +2296,7 @@
           </w:tcPr>
           <w:p>
             <w:pPr>
-              <w:spacing w:after="0" w:before="0" w:line="264"/>
+              <w:spacing w:after="0" w:before="0" w:line="264" w:lineRule="auto"/>
             </w:pPr>
             <w:r>
               <w:rPr>
@@ -2329,7 +2329,7 @@
           </w:tcPr>
           <w:p>
             <w:pPr>
-              <w:spacing w:after="0" w:before="0" w:line="264"/>
+              <w:spacing w:after="0" w:before="0" w:line="264" w:lineRule="auto"/>
             </w:pPr>
             <w:r>
               <w:rPr>
@@ -2365,7 +2365,7 @@
           </w:tcPr>
           <w:p>
             <w:pPr>
-              <w:spacing w:after="0" w:before="0" w:line="264"/>
+              <w:spacing w:after="0" w:before="0" w:line="264" w:lineRule="auto"/>
             </w:pPr>
             <w:r>
               <w:rPr>
@@ -2398,7 +2398,7 @@
           </w:tcPr>
           <w:p>
             <w:pPr>
-              <w:spacing w:after="0" w:before="0" w:line="264"/>
+              <w:spacing w:after="0" w:before="0" w:line="264" w:lineRule="auto"/>
             </w:pPr>
             <w:r>
               <w:rPr>
@@ -2415,7 +2415,7 @@
     </w:tbl>
     <w:p>
       <w:pPr>
-        <w:spacing w:after="0" w:before="0" w:line="160"/>
+        <w:spacing w:after="0" w:before="0" w:line="160" w:lineRule="auto"/>
       </w:pPr>
       <w:r>
         <w:rPr>
@@ -2447,7 +2447,7 @@
     </w:p>
     <w:p>
       <w:pPr>
-        <w:spacing w:after="120" w:before="0" w:line="300"/>
+        <w:spacing w:after="120" w:before="0" w:line="300" w:lineRule="auto"/>
       </w:pPr>
       <w:r>
         <w:rPr>
@@ -2500,7 +2500,7 @@
           </w:tcPr>
           <w:p>
             <w:pPr>
-              <w:spacing w:after="0" w:before="0" w:line="264"/>
+              <w:spacing w:after="0" w:before="0" w:line="264" w:lineRule="auto"/>
             </w:pPr>
             <w:r>
               <w:rPr>
@@ -2536,7 +2536,7 @@
           </w:tcPr>
           <w:p>
             <w:pPr>
-              <w:spacing w:after="0" w:before="0" w:line="264"/>
+              <w:spacing w:after="0" w:before="0" w:line="264" w:lineRule="auto"/>
             </w:pPr>
             <w:r>
               <w:rPr>
@@ -2572,7 +2572,7 @@
           </w:tcPr>
           <w:p>
             <w:pPr>
-              <w:spacing w:after="0" w:before="0" w:line="264"/>
+              <w:spacing w:after="0" w:before="0" w:line="264" w:lineRule="auto"/>
             </w:pPr>
             <w:r>
               <w:rPr>
@@ -2612,7 +2612,7 @@
           </w:tcPr>
           <w:p>
             <w:pPr>
-              <w:spacing w:after="0" w:before="0" w:line="264"/>
+              <w:spacing w:after="0" w:before="0" w:line="264" w:lineRule="auto"/>
             </w:pPr>
             <w:r>
               <w:rPr>
@@ -2645,7 +2645,7 @@
           </w:tcPr>
           <w:p>
             <w:pPr>
-              <w:spacing w:after="0" w:before="0" w:line="264"/>
+              <w:spacing w:after="0" w:before="0" w:line="264" w:lineRule="auto"/>
             </w:pPr>
             <w:r>
               <w:rPr>
@@ -2676,7 +2676,7 @@
           </w:tcPr>
           <w:p>
             <w:pPr>
-              <w:spacing w:after="0" w:before="0" w:line="264"/>
+              <w:spacing w:after="0" w:before="0" w:line="264" w:lineRule="auto"/>
             </w:pPr>
             <w:r>
               <w:rPr>
@@ -2712,7 +2712,7 @@
           </w:tcPr>
           <w:p>
             <w:pPr>
-              <w:spacing w:after="0" w:before="0" w:line="264"/>
+              <w:spacing w:after="0" w:before="0" w:line="264" w:lineRule="auto"/>
             </w:pPr>
             <w:r>
               <w:rPr>
@@ -2745,7 +2745,7 @@
           </w:tcPr>
           <w:p>
             <w:pPr>
-              <w:spacing w:after="0" w:before="0" w:line="264"/>
+              <w:spacing w:after="0" w:before="0" w:line="264" w:lineRule="auto"/>
             </w:pPr>
             <w:r>
               <w:rPr>
@@ -2776,7 +2776,7 @@
           </w:tcPr>
           <w:p>
             <w:pPr>
-              <w:spacing w:after="0" w:before="0" w:line="264"/>
+              <w:spacing w:after="0" w:before="0" w:line="264" w:lineRule="auto"/>
             </w:pPr>
             <w:r>
               <w:rPr>
@@ -2812,7 +2812,7 @@
           </w:tcPr>
           <w:p>
             <w:pPr>
-              <w:spacing w:after="0" w:before="0" w:line="264"/>
+              <w:spacing w:after="0" w:before="0" w:line="264" w:lineRule="auto"/>
             </w:pPr>
             <w:r>
               <w:rPr>
@@ -2845,7 +2845,7 @@
           </w:tcPr>
           <w:p>
             <w:pPr>
-              <w:spacing w:after="0" w:before="0" w:line="264"/>
+              <w:spacing w:after="0" w:before="0" w:line="264" w:lineRule="auto"/>
             </w:pPr>
             <w:r>
               <w:rPr>
@@ -2876,7 +2876,7 @@
           </w:tcPr>
           <w:p>
             <w:pPr>
-              <w:spacing w:after="0" w:before="0" w:line="264"/>
+              <w:spacing w:after="0" w:before="0" w:line="264" w:lineRule="auto"/>
             </w:pPr>
             <w:r>
               <w:rPr>
@@ -2893,7 +2893,7 @@
     </w:tbl>
     <w:p>
       <w:pPr>
-        <w:spacing w:after="0" w:before="0" w:line="160"/>
+        <w:spacing w:after="0" w:before="0" w:line="160" w:lineRule="auto"/>
       </w:pPr>
       <w:r>
         <w:rPr>
@@ -2912,7 +2912,7 @@
           <w:left w:val="single" w:color="596B66" w:sz="24" w:space="10"/>
         </w:pBdr>
         <w:shd w:fill="F6F7F8" w:color="auto" w:val="clear"/>
-        <w:spacing w:after="0" w:before="160" w:line="280"/>
+        <w:spacing w:after="0" w:before="160" w:line="280" w:lineRule="auto"/>
         <w:ind w:left="200" w:right="120"/>
       </w:pPr>
       <w:r>
@@ -2935,7 +2935,7 @@
           <w:left w:val="single" w:color="596B66" w:sz="24" w:space="10"/>
         </w:pBdr>
         <w:shd w:fill="F6F7F8" w:color="auto" w:val="clear"/>
-        <w:spacing w:after="200" w:before="0" w:line="290"/>
+        <w:spacing w:after="200" w:before="0" w:line="290" w:lineRule="auto"/>
         <w:ind w:left="200" w:right="120"/>
       </w:pPr>
       <w:r>
@@ -2951,7 +2951,7 @@
     <w:p>
       <w:pPr>
         <w:keepNext/>
-        <w:spacing w:after="30" w:before="200" w:line="300"/>
+        <w:spacing w:after="30" w:before="200" w:line="300" w:lineRule="auto"/>
       </w:pPr>
       <w:r>
         <w:rPr>
@@ -2987,7 +2987,7 @@
     </w:p>
     <w:p>
       <w:pPr>
-        <w:spacing w:after="120" w:before="0" w:line="300"/>
+        <w:spacing w:after="120" w:before="0" w:line="300" w:lineRule="auto"/>
       </w:pPr>
       <w:r>
         <w:rPr>
@@ -3042,7 +3042,7 @@
           </w:tcPr>
           <w:p>
             <w:pPr>
-              <w:spacing w:after="0" w:before="0" w:line="264"/>
+              <w:spacing w:after="0" w:before="0" w:line="264" w:lineRule="auto"/>
             </w:pPr>
             <w:r>
               <w:rPr>
@@ -3078,7 +3078,7 @@
           </w:tcPr>
           <w:p>
             <w:pPr>
-              <w:spacing w:after="0" w:before="0" w:line="264"/>
+              <w:spacing w:after="0" w:before="0" w:line="264" w:lineRule="auto"/>
             </w:pPr>
             <w:r>
               <w:rPr>
@@ -3114,7 +3114,7 @@
           </w:tcPr>
           <w:p>
             <w:pPr>
-              <w:spacing w:after="0" w:before="0" w:line="264"/>
+              <w:spacing w:after="0" w:before="0" w:line="264" w:lineRule="auto"/>
             </w:pPr>
             <w:r>
               <w:rPr>
@@ -3150,7 +3150,7 @@
           </w:tcPr>
           <w:p>
             <w:pPr>
-              <w:spacing w:after="0" w:before="0" w:line="264"/>
+              <w:spacing w:after="0" w:before="0" w:line="264" w:lineRule="auto"/>
             </w:pPr>
             <w:r>
               <w:rPr>
@@ -3186,7 +3186,7 @@
           </w:tcPr>
           <w:p>
             <w:pPr>
-              <w:spacing w:after="0" w:before="0" w:line="264"/>
+              <w:spacing w:after="0" w:before="0" w:line="264" w:lineRule="auto"/>
             </w:pPr>
             <w:r>
               <w:rPr>
@@ -3226,7 +3226,7 @@
           </w:tcPr>
           <w:p>
             <w:pPr>
-              <w:spacing w:after="0" w:before="0" w:line="264"/>
+              <w:spacing w:after="0" w:before="0" w:line="264" w:lineRule="auto"/>
             </w:pPr>
             <w:r>
               <w:rPr>
@@ -3259,7 +3259,7 @@
           </w:tcPr>
           <w:p>
             <w:pPr>
-              <w:spacing w:after="0" w:before="0" w:line="264"/>
+              <w:spacing w:after="0" w:before="0" w:line="264" w:lineRule="auto"/>
             </w:pPr>
             <w:r>
               <w:rPr>
@@ -3290,7 +3290,7 @@
           </w:tcPr>
           <w:p>
             <w:pPr>
-              <w:spacing w:after="0" w:before="0" w:line="264"/>
+              <w:spacing w:after="0" w:before="0" w:line="264" w:lineRule="auto"/>
             </w:pPr>
             <w:r>
               <w:rPr>
@@ -3321,7 +3321,7 @@
           </w:tcPr>
           <w:p>
             <w:pPr>
-              <w:spacing w:after="0" w:before="0" w:line="264"/>
+              <w:spacing w:after="0" w:before="0" w:line="264" w:lineRule="auto"/>
             </w:pPr>
             <w:r>
               <w:rPr>
@@ -3352,7 +3352,7 @@
           </w:tcPr>
           <w:p>
             <w:pPr>
-              <w:spacing w:after="0" w:before="0" w:line="264"/>
+              <w:spacing w:after="0" w:before="0" w:line="264" w:lineRule="auto"/>
             </w:pPr>
             <w:r>
               <w:rPr>
@@ -3388,7 +3388,7 @@
           </w:tcPr>
           <w:p>
             <w:pPr>
-              <w:spacing w:after="0" w:before="0" w:line="264"/>
+              <w:spacing w:after="0" w:before="0" w:line="264" w:lineRule="auto"/>
             </w:pPr>
             <w:r>
               <w:rPr>
@@ -3421,7 +3421,7 @@
           </w:tcPr>
           <w:p>
             <w:pPr>
-              <w:spacing w:after="0" w:before="0" w:line="264"/>
+              <w:spacing w:after="0" w:before="0" w:line="264" w:lineRule="auto"/>
             </w:pPr>
             <w:r>
               <w:rPr>
@@ -3452,7 +3452,7 @@
           </w:tcPr>
           <w:p>
             <w:pPr>
-              <w:spacing w:after="0" w:before="0" w:line="264"/>
+              <w:spacing w:after="0" w:before="0" w:line="264" w:lineRule="auto"/>
             </w:pPr>
             <w:r>
               <w:rPr>
@@ -3483,7 +3483,7 @@
           </w:tcPr>
           <w:p>
             <w:pPr>
-              <w:spacing w:after="0" w:before="0" w:line="264"/>
+              <w:spacing w:after="0" w:before="0" w:line="264" w:lineRule="auto"/>
             </w:pPr>
             <w:r>
               <w:rPr>
@@ -3514,7 +3514,7 @@
           </w:tcPr>
           <w:p>
             <w:pPr>
-              <w:spacing w:after="0" w:before="0" w:line="264"/>
+              <w:spacing w:after="0" w:before="0" w:line="264" w:lineRule="auto"/>
             </w:pPr>
             <w:r>
               <w:rPr>
@@ -3550,7 +3550,7 @@
           </w:tcPr>
           <w:p>
             <w:pPr>
-              <w:spacing w:after="0" w:before="0" w:line="264"/>
+              <w:spacing w:after="0" w:before="0" w:line="264" w:lineRule="auto"/>
             </w:pPr>
             <w:r>
               <w:rPr>
@@ -3583,7 +3583,7 @@
           </w:tcPr>
           <w:p>
             <w:pPr>
-              <w:spacing w:after="0" w:before="0" w:line="264"/>
+              <w:spacing w:after="0" w:before="0" w:line="264" w:lineRule="auto"/>
             </w:pPr>
             <w:r>
               <w:rPr>
@@ -3614,7 +3614,7 @@
           </w:tcPr>
           <w:p>
             <w:pPr>
-              <w:spacing w:after="0" w:before="0" w:line="264"/>
+              <w:spacing w:after="0" w:before="0" w:line="264" w:lineRule="auto"/>
             </w:pPr>
             <w:r>
               <w:rPr>
@@ -3645,7 +3645,7 @@
           </w:tcPr>
           <w:p>
             <w:pPr>
-              <w:spacing w:after="0" w:before="0" w:line="264"/>
+              <w:spacing w:after="0" w:before="0" w:line="264" w:lineRule="auto"/>
             </w:pPr>
             <w:r>
               <w:rPr>
@@ -3676,7 +3676,7 @@
           </w:tcPr>
           <w:p>
             <w:pPr>
-              <w:spacing w:after="0" w:before="0" w:line="264"/>
+              <w:spacing w:after="0" w:before="0" w:line="264" w:lineRule="auto"/>
             </w:pPr>
             <w:r>
               <w:rPr>
@@ -3712,7 +3712,7 @@
           </w:tcPr>
           <w:p>
             <w:pPr>
-              <w:spacing w:after="0" w:before="0" w:line="264"/>
+              <w:spacing w:after="0" w:before="0" w:line="264" w:lineRule="auto"/>
             </w:pPr>
             <w:r>
               <w:rPr>
@@ -3745,7 +3745,7 @@
           </w:tcPr>
           <w:p>
             <w:pPr>
-              <w:spacing w:after="0" w:before="0" w:line="264"/>
+              <w:spacing w:after="0" w:before="0" w:line="264" w:lineRule="auto"/>
             </w:pPr>
             <w:r>
               <w:rPr>
@@ -3776,7 +3776,7 @@
           </w:tcPr>
           <w:p>
             <w:pPr>
-              <w:spacing w:after="0" w:before="0" w:line="264"/>
+              <w:spacing w:after="0" w:before="0" w:line="264" w:lineRule="auto"/>
             </w:pPr>
             <w:r>
               <w:rPr>
@@ -3807,7 +3807,7 @@
           </w:tcPr>
           <w:p>
             <w:pPr>
-              <w:spacing w:after="0" w:before="0" w:line="264"/>
+              <w:spacing w:after="0" w:before="0" w:line="264" w:lineRule="auto"/>
             </w:pPr>
             <w:r>
               <w:rPr>
@@ -3838,7 +3838,7 @@
           </w:tcPr>
           <w:p>
             <w:pPr>
-              <w:spacing w:after="0" w:before="0" w:line="264"/>
+              <w:spacing w:after="0" w:before="0" w:line="264" w:lineRule="auto"/>
             </w:pPr>
             <w:r>
               <w:rPr>
@@ -3874,7 +3874,7 @@
           </w:tcPr>
           <w:p>
             <w:pPr>
-              <w:spacing w:after="0" w:before="0" w:line="264"/>
+              <w:spacing w:after="0" w:before="0" w:line="264" w:lineRule="auto"/>
             </w:pPr>
             <w:r>
               <w:rPr>
@@ -3907,7 +3907,7 @@
           </w:tcPr>
           <w:p>
             <w:pPr>
-              <w:spacing w:after="0" w:before="0" w:line="264"/>
+              <w:spacing w:after="0" w:before="0" w:line="264" w:lineRule="auto"/>
             </w:pPr>
             <w:r>
               <w:rPr>
@@ -3938,7 +3938,7 @@
           </w:tcPr>
           <w:p>
             <w:pPr>
-              <w:spacing w:after="0" w:before="0" w:line="264"/>
+              <w:spacing w:after="0" w:before="0" w:line="264" w:lineRule="auto"/>
             </w:pPr>
             <w:r>
               <w:rPr>
@@ -3969,7 +3969,7 @@
           </w:tcPr>
           <w:p>
             <w:pPr>
-              <w:spacing w:after="0" w:before="0" w:line="264"/>
+              <w:spacing w:after="0" w:before="0" w:line="264" w:lineRule="auto"/>
             </w:pPr>
             <w:r>
               <w:rPr>
@@ -4000,7 +4000,7 @@
           </w:tcPr>
           <w:p>
             <w:pPr>
-              <w:spacing w:after="0" w:before="0" w:line="264"/>
+              <w:spacing w:after="0" w:before="0" w:line="264" w:lineRule="auto"/>
             </w:pPr>
             <w:r>
               <w:rPr>
@@ -4017,7 +4017,7 @@
     </w:tbl>
     <w:p>
       <w:pPr>
-        <w:spacing w:after="0" w:before="0" w:line="160"/>
+        <w:spacing w:after="0" w:before="0" w:line="160" w:lineRule="auto"/>
       </w:pPr>
       <w:r>
         <w:rPr>
@@ -4032,7 +4032,7 @@
     <w:p>
       <w:pPr>
         <w:keepNext/>
-        <w:spacing w:after="30" w:before="200" w:line="300"/>
+        <w:spacing w:after="30" w:before="200" w:line="300" w:lineRule="auto"/>
       </w:pPr>
       <w:r>
         <w:rPr>
@@ -4068,7 +4068,7 @@
     </w:p>
     <w:p>
       <w:pPr>
-        <w:spacing w:after="120" w:before="0" w:line="300"/>
+        <w:spacing w:after="120" w:before="0" w:line="300" w:lineRule="auto"/>
       </w:pPr>
       <w:r>
         <w:rPr>
@@ -4122,7 +4122,7 @@
           </w:tcPr>
           <w:p>
             <w:pPr>
-              <w:spacing w:after="0" w:before="0" w:line="264"/>
+              <w:spacing w:after="0" w:before="0" w:line="264" w:lineRule="auto"/>
             </w:pPr>
             <w:r>
               <w:rPr>
@@ -4158,7 +4158,7 @@
           </w:tcPr>
           <w:p>
             <w:pPr>
-              <w:spacing w:after="0" w:before="0" w:line="264"/>
+              <w:spacing w:after="0" w:before="0" w:line="264" w:lineRule="auto"/>
             </w:pPr>
             <w:r>
               <w:rPr>
@@ -4194,7 +4194,7 @@
           </w:tcPr>
           <w:p>
             <w:pPr>
-              <w:spacing w:after="0" w:before="0" w:line="264"/>
+              <w:spacing w:after="0" w:before="0" w:line="264" w:lineRule="auto"/>
             </w:pPr>
             <w:r>
               <w:rPr>
@@ -4230,7 +4230,7 @@
           </w:tcPr>
           <w:p>
             <w:pPr>
-              <w:spacing w:after="0" w:before="0" w:line="264"/>
+              <w:spacing w:after="0" w:before="0" w:line="264" w:lineRule="auto"/>
             </w:pPr>
             <w:r>
               <w:rPr>
@@ -4270,7 +4270,7 @@
           </w:tcPr>
           <w:p>
             <w:pPr>
-              <w:spacing w:after="0" w:before="0" w:line="264"/>
+              <w:spacing w:after="0" w:before="0" w:line="264" w:lineRule="auto"/>
             </w:pPr>
             <w:r>
               <w:rPr>
@@ -4303,7 +4303,7 @@
           </w:tcPr>
           <w:p>
             <w:pPr>
-              <w:spacing w:after="0" w:before="0" w:line="264"/>
+              <w:spacing w:after="0" w:before="0" w:line="264" w:lineRule="auto"/>
             </w:pPr>
             <w:r>
               <w:rPr>
@@ -4334,7 +4334,7 @@
           </w:tcPr>
           <w:p>
             <w:pPr>
-              <w:spacing w:after="0" w:before="0" w:line="264"/>
+              <w:spacing w:after="0" w:before="0" w:line="264" w:lineRule="auto"/>
             </w:pPr>
             <w:r>
               <w:rPr>
@@ -4365,7 +4365,7 @@
           </w:tcPr>
           <w:p>
             <w:pPr>
-              <w:spacing w:after="0" w:before="0" w:line="264"/>
+              <w:spacing w:after="0" w:before="0" w:line="264" w:lineRule="auto"/>
             </w:pPr>
             <w:r>
               <w:rPr>
@@ -4401,7 +4401,7 @@
           </w:tcPr>
           <w:p>
             <w:pPr>
-              <w:spacing w:after="0" w:before="0" w:line="264"/>
+              <w:spacing w:after="0" w:before="0" w:line="264" w:lineRule="auto"/>
             </w:pPr>
             <w:r>
               <w:rPr>
@@ -4434,7 +4434,7 @@
           </w:tcPr>
           <w:p>
             <w:pPr>
-              <w:spacing w:after="0" w:before="0" w:line="264"/>
+              <w:spacing w:after="0" w:before="0" w:line="264" w:lineRule="auto"/>
             </w:pPr>
             <w:r>
               <w:rPr>
@@ -4465,7 +4465,7 @@
           </w:tcPr>
           <w:p>
             <w:pPr>
-              <w:spacing w:after="0" w:before="0" w:line="264"/>
+              <w:spacing w:after="0" w:before="0" w:line="264" w:lineRule="auto"/>
             </w:pPr>
             <w:r>
               <w:rPr>
@@ -4496,7 +4496,7 @@
           </w:tcPr>
           <w:p>
             <w:pPr>
-              <w:spacing w:after="0" w:before="0" w:line="264"/>
+              <w:spacing w:after="0" w:before="0" w:line="264" w:lineRule="auto"/>
             </w:pPr>
             <w:r>
               <w:rPr>
@@ -4532,7 +4532,7 @@
           </w:tcPr>
           <w:p>
             <w:pPr>
-              <w:spacing w:after="0" w:before="0" w:line="264"/>
+              <w:spacing w:after="0" w:before="0" w:line="264" w:lineRule="auto"/>
             </w:pPr>
             <w:r>
               <w:rPr>
@@ -4565,7 +4565,7 @@
           </w:tcPr>
           <w:p>
             <w:pPr>
-              <w:spacing w:after="0" w:before="0" w:line="264"/>
+              <w:spacing w:after="0" w:before="0" w:line="264" w:lineRule="auto"/>
             </w:pPr>
             <w:r>
               <w:rPr>
@@ -4596,7 +4596,7 @@
           </w:tcPr>
           <w:p>
             <w:pPr>
-              <w:spacing w:after="0" w:before="0" w:line="264"/>
+              <w:spacing w:after="0" w:before="0" w:line="264" w:lineRule="auto"/>
             </w:pPr>
             <w:r>
               <w:rPr>
@@ -4627,7 +4627,7 @@
           </w:tcPr>
           <w:p>
             <w:pPr>
-              <w:spacing w:after="0" w:before="0" w:line="264"/>
+              <w:spacing w:after="0" w:before="0" w:line="264" w:lineRule="auto"/>
             </w:pPr>
             <w:r>
               <w:rPr>
@@ -4663,7 +4663,7 @@
           </w:tcPr>
           <w:p>
             <w:pPr>
-              <w:spacing w:after="0" w:before="0" w:line="264"/>
+              <w:spacing w:after="0" w:before="0" w:line="264" w:lineRule="auto"/>
             </w:pPr>
             <w:r>
               <w:rPr>
@@ -4696,7 +4696,7 @@
           </w:tcPr>
           <w:p>
             <w:pPr>
-              <w:spacing w:after="0" w:before="0" w:line="264"/>
+              <w:spacing w:after="0" w:before="0" w:line="264" w:lineRule="auto"/>
             </w:pPr>
             <w:r>
               <w:rPr>
@@ -4727,7 +4727,7 @@
           </w:tcPr>
           <w:p>
             <w:pPr>
-              <w:spacing w:after="0" w:before="0" w:line="264"/>
+              <w:spacing w:after="0" w:before="0" w:line="264" w:lineRule="auto"/>
             </w:pPr>
             <w:r>
               <w:rPr>
@@ -4758,7 +4758,7 @@
           </w:tcPr>
           <w:p>
             <w:pPr>
-              <w:spacing w:after="0" w:before="0" w:line="264"/>
+              <w:spacing w:after="0" w:before="0" w:line="264" w:lineRule="auto"/>
             </w:pPr>
             <w:r>
               <w:rPr>
@@ -4794,7 +4794,7 @@
           </w:tcPr>
           <w:p>
             <w:pPr>
-              <w:spacing w:after="0" w:before="0" w:line="264"/>
+              <w:spacing w:after="0" w:before="0" w:line="264" w:lineRule="auto"/>
             </w:pPr>
             <w:r>
               <w:rPr>
@@ -4827,7 +4827,7 @@
           </w:tcPr>
           <w:p>
             <w:pPr>
-              <w:spacing w:after="0" w:before="0" w:line="264"/>
+              <w:spacing w:after="0" w:before="0" w:line="264" w:lineRule="auto"/>
             </w:pPr>
             <w:r>
               <w:rPr>
@@ -4858,7 +4858,7 @@
           </w:tcPr>
           <w:p>
             <w:pPr>
-              <w:spacing w:after="0" w:before="0" w:line="264"/>
+              <w:spacing w:after="0" w:before="0" w:line="264" w:lineRule="auto"/>
             </w:pPr>
             <w:r>
               <w:rPr>
@@ -4889,7 +4889,7 @@
           </w:tcPr>
           <w:p>
             <w:pPr>
-              <w:spacing w:after="0" w:before="0" w:line="264"/>
+              <w:spacing w:after="0" w:before="0" w:line="264" w:lineRule="auto"/>
             </w:pPr>
             <w:r>
               <w:rPr>
@@ -4925,7 +4925,7 @@
           </w:tcPr>
           <w:p>
             <w:pPr>
-              <w:spacing w:after="0" w:before="0" w:line="264"/>
+              <w:spacing w:after="0" w:before="0" w:line="264" w:lineRule="auto"/>
             </w:pPr>
             <w:r>
               <w:rPr>
@@ -4958,7 +4958,7 @@
           </w:tcPr>
           <w:p>
             <w:pPr>
-              <w:spacing w:after="0" w:before="0" w:line="264"/>
+              <w:spacing w:after="0" w:before="0" w:line="264" w:lineRule="auto"/>
             </w:pPr>
             <w:r>
               <w:rPr>
@@ -4989,7 +4989,7 @@
           </w:tcPr>
           <w:p>
             <w:pPr>
-              <w:spacing w:after="0" w:before="0" w:line="264"/>
+              <w:spacing w:after="0" w:before="0" w:line="264" w:lineRule="auto"/>
             </w:pPr>
             <w:r>
               <w:rPr>
@@ -5020,7 +5020,7 @@
           </w:tcPr>
           <w:p>
             <w:pPr>
-              <w:spacing w:after="0" w:before="0" w:line="264"/>
+              <w:spacing w:after="0" w:before="0" w:line="264" w:lineRule="auto"/>
             </w:pPr>
             <w:r>
               <w:rPr>
@@ -5056,7 +5056,7 @@
           </w:tcPr>
           <w:p>
             <w:pPr>
-              <w:spacing w:after="0" w:before="0" w:line="264"/>
+              <w:spacing w:after="0" w:before="0" w:line="264" w:lineRule="auto"/>
             </w:pPr>
             <w:r>
               <w:rPr>
@@ -5089,7 +5089,7 @@
           </w:tcPr>
           <w:p>
             <w:pPr>
-              <w:spacing w:after="0" w:before="0" w:line="264"/>
+              <w:spacing w:after="0" w:before="0" w:line="264" w:lineRule="auto"/>
             </w:pPr>
             <w:r>
               <w:rPr>
@@ -5120,7 +5120,7 @@
           </w:tcPr>
           <w:p>
             <w:pPr>
-              <w:spacing w:after="0" w:before="0" w:line="264"/>
+              <w:spacing w:after="0" w:before="0" w:line="264" w:lineRule="auto"/>
             </w:pPr>
             <w:r>
               <w:rPr>
@@ -5151,7 +5151,7 @@
           </w:tcPr>
           <w:p>
             <w:pPr>
-              <w:spacing w:after="0" w:before="0" w:line="264"/>
+              <w:spacing w:after="0" w:before="0" w:line="264" w:lineRule="auto"/>
             </w:pPr>
             <w:r>
               <w:rPr>
@@ -5187,7 +5187,7 @@
           </w:tcPr>
           <w:p>
             <w:pPr>
-              <w:spacing w:after="0" w:before="0" w:line="264"/>
+              <w:spacing w:after="0" w:before="0" w:line="264" w:lineRule="auto"/>
             </w:pPr>
             <w:r>
               <w:rPr>
@@ -5220,7 +5220,7 @@
           </w:tcPr>
           <w:p>
             <w:pPr>
-              <w:spacing w:after="0" w:before="0" w:line="264"/>
+              <w:spacing w:after="0" w:before="0" w:line="264" w:lineRule="auto"/>
             </w:pPr>
             <w:r>
               <w:rPr>
@@ -5251,7 +5251,7 @@
           </w:tcPr>
           <w:p>
             <w:pPr>
-              <w:spacing w:after="0" w:before="0" w:line="264"/>
+              <w:spacing w:after="0" w:before="0" w:line="264" w:lineRule="auto"/>
             </w:pPr>
             <w:r>
               <w:rPr>
@@ -5282,7 +5282,7 @@
           </w:tcPr>
           <w:p>
             <w:pPr>
-              <w:spacing w:after="0" w:before="0" w:line="264"/>
+              <w:spacing w:after="0" w:before="0" w:line="264" w:lineRule="auto"/>
             </w:pPr>
             <w:r>
               <w:rPr>
@@ -5318,7 +5318,7 @@
           </w:tcPr>
           <w:p>
             <w:pPr>
-              <w:spacing w:after="0" w:before="0" w:line="264"/>
+              <w:spacing w:after="0" w:before="0" w:line="264" w:lineRule="auto"/>
             </w:pPr>
             <w:r>
               <w:rPr>
@@ -5351,7 +5351,7 @@
           </w:tcPr>
           <w:p>
             <w:pPr>
-              <w:spacing w:after="0" w:before="0" w:line="264"/>
+              <w:spacing w:after="0" w:before="0" w:line="264" w:lineRule="auto"/>
             </w:pPr>
             <w:r>
               <w:rPr>
@@ -5382,7 +5382,7 @@
           </w:tcPr>
           <w:p>
             <w:pPr>
-              <w:spacing w:after="0" w:before="0" w:line="264"/>
+              <w:spacing w:after="0" w:before="0" w:line="264" w:lineRule="auto"/>
             </w:pPr>
             <w:r>
               <w:rPr>
@@ -5413,7 +5413,7 @@
           </w:tcPr>
           <w:p>
             <w:pPr>
-              <w:spacing w:after="0" w:before="0" w:line="264"/>
+              <w:spacing w:after="0" w:before="0" w:line="264" w:lineRule="auto"/>
             </w:pPr>
             <w:r>
               <w:rPr>
@@ -5449,7 +5449,7 @@
           </w:tcPr>
           <w:p>
             <w:pPr>
-              <w:spacing w:after="0" w:before="0" w:line="264"/>
+              <w:spacing w:after="0" w:before="0" w:line="264" w:lineRule="auto"/>
             </w:pPr>
             <w:r>
               <w:rPr>
@@ -5482,7 +5482,7 @@
           </w:tcPr>
           <w:p>
             <w:pPr>
-              <w:spacing w:after="0" w:before="0" w:line="264"/>
+              <w:spacing w:after="0" w:before="0" w:line="264" w:lineRule="auto"/>
             </w:pPr>
             <w:r>
               <w:rPr>
@@ -5513,7 +5513,7 @@
           </w:tcPr>
           <w:p>
             <w:pPr>
-              <w:spacing w:after="0" w:before="0" w:line="264"/>
+              <w:spacing w:after="0" w:before="0" w:line="264" w:lineRule="auto"/>
             </w:pPr>
             <w:r>
               <w:rPr>
@@ -5544,7 +5544,7 @@
           </w:tcPr>
           <w:p>
             <w:pPr>
-              <w:spacing w:after="0" w:before="0" w:line="264"/>
+              <w:spacing w:after="0" w:before="0" w:line="264" w:lineRule="auto"/>
             </w:pPr>
             <w:r>
               <w:rPr>
@@ -5561,7 +5561,7 @@
     </w:tbl>
     <w:p>
       <w:pPr>
-        <w:spacing w:after="0" w:before="0" w:line="160"/>
+        <w:spacing w:after="0" w:before="0" w:line="160" w:lineRule="auto"/>
       </w:pPr>
       <w:r>
         <w:rPr>
@@ -5575,7 +5575,7 @@
     </w:p>
     <w:p>
       <w:pPr>
-        <w:spacing w:after="120" w:before="0" w:line="300"/>
+        <w:spacing w:after="120" w:before="0" w:line="300" w:lineRule="auto"/>
       </w:pPr>
       <w:r>
         <w:rPr>
@@ -5592,7 +5592,7 @@
     <w:p>
       <w:pPr>
         <w:keepNext/>
-        <w:spacing w:after="30" w:before="200" w:line="300"/>
+        <w:spacing w:after="30" w:before="200" w:line="300" w:lineRule="auto"/>
       </w:pPr>
       <w:r>
         <w:rPr>
@@ -5628,7 +5628,7 @@
     </w:p>
     <w:p>
       <w:pPr>
-        <w:spacing w:after="120" w:before="0" w:line="300"/>
+        <w:spacing w:after="120" w:before="0" w:line="300" w:lineRule="auto"/>
       </w:pPr>
       <w:r>
         <w:rPr>
@@ -5681,7 +5681,7 @@
           </w:tcPr>
           <w:p>
             <w:pPr>
-              <w:spacing w:after="0" w:before="0" w:line="264"/>
+              <w:spacing w:after="0" w:before="0" w:line="264" w:lineRule="auto"/>
             </w:pPr>
             <w:r>
               <w:rPr>
@@ -5717,7 +5717,7 @@
           </w:tcPr>
           <w:p>
             <w:pPr>
-              <w:spacing w:after="0" w:before="0" w:line="264"/>
+              <w:spacing w:after="0" w:before="0" w:line="264" w:lineRule="auto"/>
             </w:pPr>
             <w:r>
               <w:rPr>
@@ -5753,7 +5753,7 @@
           </w:tcPr>
           <w:p>
             <w:pPr>
-              <w:spacing w:after="0" w:before="0" w:line="264"/>
+              <w:spacing w:after="0" w:before="0" w:line="264" w:lineRule="auto"/>
             </w:pPr>
             <w:r>
               <w:rPr>
@@ -5793,7 +5793,7 @@
           </w:tcPr>
           <w:p>
             <w:pPr>
-              <w:spacing w:after="0" w:before="0" w:line="264"/>
+              <w:spacing w:after="0" w:before="0" w:line="264" w:lineRule="auto"/>
             </w:pPr>
             <w:r>
               <w:rPr>
@@ -5826,7 +5826,7 @@
           </w:tcPr>
           <w:p>
             <w:pPr>
-              <w:spacing w:after="0" w:before="0" w:line="264"/>
+              <w:spacing w:after="0" w:before="0" w:line="264" w:lineRule="auto"/>
             </w:pPr>
             <w:r>
               <w:rPr>
@@ -5857,7 +5857,7 @@
           </w:tcPr>
           <w:p>
             <w:pPr>
-              <w:spacing w:after="0" w:before="0" w:line="264"/>
+              <w:spacing w:after="0" w:before="0" w:line="264" w:lineRule="auto"/>
             </w:pPr>
             <w:r>
               <w:rPr>
@@ -5893,7 +5893,7 @@
           </w:tcPr>
           <w:p>
             <w:pPr>
-              <w:spacing w:after="0" w:before="0" w:line="264"/>
+              <w:spacing w:after="0" w:before="0" w:line="264" w:lineRule="auto"/>
             </w:pPr>
             <w:r>
               <w:rPr>
@@ -5926,7 +5926,7 @@
           </w:tcPr>
           <w:p>
             <w:pPr>
-              <w:spacing w:after="0" w:before="0" w:line="264"/>
+              <w:spacing w:after="0" w:before="0" w:line="264" w:lineRule="auto"/>
             </w:pPr>
             <w:r>
               <w:rPr>
@@ -5957,7 +5957,7 @@
           </w:tcPr>
           <w:p>
             <w:pPr>
-              <w:spacing w:after="0" w:before="0" w:line="264"/>
+              <w:spacing w:after="0" w:before="0" w:line="264" w:lineRule="auto"/>
             </w:pPr>
             <w:r>
               <w:rPr>
@@ -5993,7 +5993,7 @@
           </w:tcPr>
           <w:p>
             <w:pPr>
-              <w:spacing w:after="0" w:before="0" w:line="264"/>
+              <w:spacing w:after="0" w:before="0" w:line="264" w:lineRule="auto"/>
             </w:pPr>
             <w:r>
               <w:rPr>
@@ -6026,7 +6026,7 @@
           </w:tcPr>
           <w:p>
             <w:pPr>
-              <w:spacing w:after="0" w:before="0" w:line="264"/>
+              <w:spacing w:after="0" w:before="0" w:line="264" w:lineRule="auto"/>
             </w:pPr>
             <w:r>
               <w:rPr>
@@ -6057,7 +6057,7 @@
           </w:tcPr>
           <w:p>
             <w:pPr>
-              <w:spacing w:after="0" w:before="0" w:line="264"/>
+              <w:spacing w:after="0" w:before="0" w:line="264" w:lineRule="auto"/>
             </w:pPr>
             <w:r>
               <w:rPr>
@@ -6093,7 +6093,7 @@
           </w:tcPr>
           <w:p>
             <w:pPr>
-              <w:spacing w:after="0" w:before="0" w:line="264"/>
+              <w:spacing w:after="0" w:before="0" w:line="264" w:lineRule="auto"/>
             </w:pPr>
             <w:r>
               <w:rPr>
@@ -6126,7 +6126,7 @@
           </w:tcPr>
           <w:p>
             <w:pPr>
-              <w:spacing w:after="0" w:before="0" w:line="264"/>
+              <w:spacing w:after="0" w:before="0" w:line="264" w:lineRule="auto"/>
             </w:pPr>
             <w:r>
               <w:rPr>
@@ -6157,7 +6157,7 @@
           </w:tcPr>
           <w:p>
             <w:pPr>
-              <w:spacing w:after="0" w:before="0" w:line="264"/>
+              <w:spacing w:after="0" w:before="0" w:line="264" w:lineRule="auto"/>
             </w:pPr>
             <w:r>
               <w:rPr>
@@ -6193,7 +6193,7 @@
           </w:tcPr>
           <w:p>
             <w:pPr>
-              <w:spacing w:after="0" w:before="0" w:line="264"/>
+              <w:spacing w:after="0" w:before="0" w:line="264" w:lineRule="auto"/>
             </w:pPr>
             <w:r>
               <w:rPr>
@@ -6226,7 +6226,7 @@
           </w:tcPr>
           <w:p>
             <w:pPr>
-              <w:spacing w:after="0" w:before="0" w:line="264"/>
+              <w:spacing w:after="0" w:before="0" w:line="264" w:lineRule="auto"/>
             </w:pPr>
             <w:r>
               <w:rPr>
@@ -6257,7 +6257,7 @@
           </w:tcPr>
           <w:p>
             <w:pPr>
-              <w:spacing w:after="0" w:before="0" w:line="264"/>
+              <w:spacing w:after="0" w:before="0" w:line="264" w:lineRule="auto"/>
             </w:pPr>
             <w:r>
               <w:rPr>
@@ -6293,7 +6293,7 @@
           </w:tcPr>
           <w:p>
             <w:pPr>
-              <w:spacing w:after="0" w:before="0" w:line="264"/>
+              <w:spacing w:after="0" w:before="0" w:line="264" w:lineRule="auto"/>
             </w:pPr>
             <w:r>
               <w:rPr>
@@ -6326,7 +6326,7 @@
           </w:tcPr>
           <w:p>
             <w:pPr>
-              <w:spacing w:after="0" w:before="0" w:line="264"/>
+              <w:spacing w:after="0" w:before="0" w:line="264" w:lineRule="auto"/>
             </w:pPr>
             <w:r>
               <w:rPr>
@@ -6357,7 +6357,7 @@
           </w:tcPr>
           <w:p>
             <w:pPr>
-              <w:spacing w:after="0" w:before="0" w:line="264"/>
+              <w:spacing w:after="0" w:before="0" w:line="264" w:lineRule="auto"/>
             </w:pPr>
             <w:r>
               <w:rPr>
@@ -6374,7 +6374,7 @@
     </w:tbl>
     <w:p>
       <w:pPr>
-        <w:spacing w:after="0" w:before="0" w:line="160"/>
+        <w:spacing w:after="0" w:before="0" w:line="160" w:lineRule="auto"/>
       </w:pPr>
       <w:r>
         <w:rPr>
@@ -6389,7 +6389,7 @@
     <w:p>
       <w:pPr>
         <w:keepNext/>
-        <w:spacing w:after="30" w:before="200" w:line="300"/>
+        <w:spacing w:after="30" w:before="200" w:line="300" w:lineRule="auto"/>
       </w:pPr>
       <w:r>
         <w:rPr>
@@ -6425,7 +6425,7 @@
     </w:p>
     <w:p>
       <w:pPr>
-        <w:spacing w:after="120" w:before="0" w:line="300"/>
+        <w:spacing w:after="120" w:before="0" w:line="300" w:lineRule="auto"/>
       </w:pPr>
       <w:r>
         <w:rPr>
@@ -6475,7 +6475,7 @@
           </w:tcPr>
           <w:p>
             <w:pPr>
-              <w:spacing w:after="0" w:before="0" w:line="264"/>
+              <w:spacing w:after="0" w:before="0" w:line="264" w:lineRule="auto"/>
             </w:pPr>
             <w:r>
               <w:rPr>
@@ -6508,7 +6508,7 @@
           </w:tcPr>
           <w:p>
             <w:pPr>
-              <w:spacing w:after="0" w:before="0" w:line="300"/>
+              <w:spacing w:after="0" w:before="0" w:line="300" w:lineRule="auto"/>
             </w:pPr>
             <w:r>
               <w:rPr>
@@ -6546,7 +6546,7 @@
           </w:tcPr>
           <w:p>
             <w:pPr>
-              <w:spacing w:after="0" w:before="0" w:line="264"/>
+              <w:spacing w:after="0" w:before="0" w:line="264" w:lineRule="auto"/>
             </w:pPr>
             <w:r>
               <w:rPr>
@@ -6579,7 +6579,7 @@
           </w:tcPr>
           <w:p>
             <w:pPr>
-              <w:spacing w:after="0" w:before="0" w:line="300"/>
+              <w:spacing w:after="0" w:before="0" w:line="300" w:lineRule="auto"/>
             </w:pPr>
             <w:r>
               <w:rPr>
@@ -6617,7 +6617,7 @@
           </w:tcPr>
           <w:p>
             <w:pPr>
-              <w:spacing w:after="0" w:before="0" w:line="264"/>
+              <w:spacing w:after="0" w:before="0" w:line="264" w:lineRule="auto"/>
             </w:pPr>
             <w:r>
               <w:rPr>
@@ -6650,7 +6650,7 @@
           </w:tcPr>
           <w:p>
             <w:pPr>
-              <w:spacing w:after="0" w:before="0" w:line="300"/>
+              <w:spacing w:after="0" w:before="0" w:line="300" w:lineRule="auto"/>
             </w:pPr>
             <w:r>
               <w:rPr>
@@ -6688,7 +6688,7 @@
           </w:tcPr>
           <w:p>
             <w:pPr>
-              <w:spacing w:after="0" w:before="0" w:line="264"/>
+              <w:spacing w:after="0" w:before="0" w:line="264" w:lineRule="auto"/>
             </w:pPr>
             <w:r>
               <w:rPr>
@@ -6721,7 +6721,7 @@
           </w:tcPr>
           <w:p>
             <w:pPr>
-              <w:spacing w:after="0" w:before="0" w:line="300"/>
+              <w:spacing w:after="0" w:before="0" w:line="300" w:lineRule="auto"/>
             </w:pPr>
             <w:r>
               <w:rPr>
@@ -6740,7 +6740,7 @@
     </w:tbl>
     <w:p>
       <w:pPr>
-        <w:spacing w:after="0" w:before="0" w:line="160"/>
+        <w:spacing w:after="0" w:before="0" w:line="160" w:lineRule="auto"/>
       </w:pPr>
       <w:r>
         <w:rPr>
@@ -6759,7 +6759,7 @@
           <w:left w:val="single" w:color="265147" w:sz="24" w:space="10"/>
         </w:pBdr>
         <w:shd w:fill="F0F5F3" w:color="auto" w:val="clear"/>
-        <w:spacing w:after="0" w:before="160" w:line="280"/>
+        <w:spacing w:after="0" w:before="160" w:line="280" w:lineRule="auto"/>
         <w:ind w:left="200" w:right="120"/>
       </w:pPr>
       <w:r>
@@ -6782,7 +6782,7 @@
           <w:left w:val="single" w:color="265147" w:sz="24" w:space="10"/>
         </w:pBdr>
         <w:shd w:fill="F0F5F3" w:color="auto" w:val="clear"/>
-        <w:spacing w:after="60" w:before="0" w:line="290"/>
+        <w:spacing w:after="60" w:before="0" w:line="290" w:lineRule="auto"/>
         <w:ind w:left="200" w:right="120"/>
       </w:pPr>
       <w:r>
@@ -6801,7 +6801,7 @@
           <w:left w:val="single" w:color="265147" w:sz="24" w:space="10"/>
         </w:pBdr>
         <w:shd w:fill="F0F5F3" w:color="auto" w:val="clear"/>
-        <w:spacing w:after="200" w:before="0" w:line="290"/>
+        <w:spacing w:after="200" w:before="0" w:line="290" w:lineRule="auto"/>
         <w:ind w:left="200" w:right="120"/>
       </w:pPr>
       <w:r>
@@ -6817,7 +6817,7 @@
     <w:p>
       <w:pPr>
         <w:keepNext/>
-        <w:spacing w:after="30" w:before="200" w:line="300"/>
+        <w:spacing w:after="30" w:before="200" w:line="300" w:lineRule="auto"/>
       </w:pPr>
       <w:r>
         <w:rPr>
@@ -6894,7 +6894,7 @@
           </w:tcPr>
           <w:p>
             <w:pPr>
-              <w:spacing w:after="0" w:before="0" w:line="264"/>
+              <w:spacing w:after="0" w:before="0" w:line="264" w:lineRule="auto"/>
             </w:pPr>
             <w:r>
               <w:rPr>
@@ -6930,7 +6930,7 @@
           </w:tcPr>
           <w:p>
             <w:pPr>
-              <w:spacing w:after="0" w:before="0" w:line="264"/>
+              <w:spacing w:after="0" w:before="0" w:line="264" w:lineRule="auto"/>
             </w:pPr>
             <w:r>
               <w:rPr>
@@ -6966,7 +6966,7 @@
           </w:tcPr>
           <w:p>
             <w:pPr>
-              <w:spacing w:after="0" w:before="0" w:line="264"/>
+              <w:spacing w:after="0" w:before="0" w:line="264" w:lineRule="auto"/>
             </w:pPr>
             <w:r>
               <w:rPr>
@@ -7002,7 +7002,7 @@
           </w:tcPr>
           <w:p>
             <w:pPr>
-              <w:spacing w:after="0" w:before="0" w:line="264"/>
+              <w:spacing w:after="0" w:before="0" w:line="264" w:lineRule="auto"/>
             </w:pPr>
             <w:r>
               <w:rPr>
@@ -7038,7 +7038,7 @@
           </w:tcPr>
           <w:p>
             <w:pPr>
-              <w:spacing w:after="0" w:before="0" w:line="264"/>
+              <w:spacing w:after="0" w:before="0" w:line="264" w:lineRule="auto"/>
             </w:pPr>
             <w:r>
               <w:rPr>
@@ -7078,7 +7078,7 @@
           </w:tcPr>
           <w:p>
             <w:pPr>
-              <w:spacing w:after="0" w:before="0" w:line="264"/>
+              <w:spacing w:after="0" w:before="0" w:line="264" w:lineRule="auto"/>
             </w:pPr>
             <w:r>
               <w:rPr>
@@ -7111,7 +7111,7 @@
           </w:tcPr>
           <w:p>
             <w:pPr>
-              <w:spacing w:after="0" w:before="0" w:line="264"/>
+              <w:spacing w:after="0" w:before="0" w:line="264" w:lineRule="auto"/>
             </w:pPr>
             <w:r>
               <w:rPr>
@@ -7142,7 +7142,7 @@
           </w:tcPr>
           <w:p>
             <w:pPr>
-              <w:spacing w:after="0" w:before="0" w:line="264"/>
+              <w:spacing w:after="0" w:before="0" w:line="264" w:lineRule="auto"/>
             </w:pPr>
             <w:r>
               <w:rPr>
@@ -7173,7 +7173,7 @@
           </w:tcPr>
           <w:p>
             <w:pPr>
-              <w:spacing w:after="0" w:before="0" w:line="264"/>
+              <w:spacing w:after="0" w:before="0" w:line="264" w:lineRule="auto"/>
             </w:pPr>
             <w:r>
               <w:rPr>
@@ -7204,7 +7204,7 @@
           </w:tcPr>
           <w:p>
             <w:pPr>
-              <w:spacing w:after="0" w:before="0" w:line="264"/>
+              <w:spacing w:after="0" w:before="0" w:line="264" w:lineRule="auto"/>
             </w:pPr>
             <w:r>
               <w:rPr>
@@ -7240,7 +7240,7 @@
           </w:tcPr>
           <w:p>
             <w:pPr>
-              <w:spacing w:after="0" w:before="0" w:line="264"/>
+              <w:spacing w:after="0" w:before="0" w:line="264" w:lineRule="auto"/>
             </w:pPr>
             <w:r>
               <w:rPr>
@@ -7273,7 +7273,7 @@
           </w:tcPr>
           <w:p>
             <w:pPr>
-              <w:spacing w:after="0" w:before="0" w:line="264"/>
+              <w:spacing w:after="0" w:before="0" w:line="264" w:lineRule="auto"/>
             </w:pPr>
             <w:r>
               <w:rPr>
@@ -7304,7 +7304,7 @@
           </w:tcPr>
           <w:p>
             <w:pPr>
-              <w:spacing w:after="0" w:before="0" w:line="264"/>
+              <w:spacing w:after="0" w:before="0" w:line="264" w:lineRule="auto"/>
             </w:pPr>
             <w:r>
               <w:rPr>
@@ -7335,7 +7335,7 @@
           </w:tcPr>
           <w:p>
             <w:pPr>
-              <w:spacing w:after="0" w:before="0" w:line="264"/>
+              <w:spacing w:after="0" w:before="0" w:line="264" w:lineRule="auto"/>
             </w:pPr>
             <w:r>
               <w:rPr>
@@ -7366,7 +7366,7 @@
           </w:tcPr>
           <w:p>
             <w:pPr>
-              <w:spacing w:after="0" w:before="0" w:line="264"/>
+              <w:spacing w:after="0" w:before="0" w:line="264" w:lineRule="auto"/>
             </w:pPr>
             <w:r>
               <w:rPr>
@@ -7402,7 +7402,7 @@
           </w:tcPr>
           <w:p>
             <w:pPr>
-              <w:spacing w:after="0" w:before="0" w:line="264"/>
+              <w:spacing w:after="0" w:before="0" w:line="264" w:lineRule="auto"/>
             </w:pPr>
             <w:r>
               <w:rPr>
@@ -7435,7 +7435,7 @@
           </w:tcPr>
           <w:p>
             <w:pPr>
-              <w:spacing w:after="0" w:before="0" w:line="264"/>
+              <w:spacing w:after="0" w:before="0" w:line="264" w:lineRule="auto"/>
             </w:pPr>
             <w:r>
               <w:rPr>
@@ -7466,7 +7466,7 @@
           </w:tcPr>
           <w:p>
             <w:pPr>
-              <w:spacing w:after="0" w:before="0" w:line="264"/>
+              <w:spacing w:after="0" w:before="0" w:line="264" w:lineRule="auto"/>
             </w:pPr>
             <w:r>
               <w:rPr>
@@ -7497,7 +7497,7 @@
           </w:tcPr>
           <w:p>
             <w:pPr>
-              <w:spacing w:after="0" w:before="0" w:line="264"/>
+              <w:spacing w:after="0" w:before="0" w:line="264" w:lineRule="auto"/>
             </w:pPr>
             <w:r>
               <w:rPr>
@@ -7528,7 +7528,7 @@
           </w:tcPr>
           <w:p>
             <w:pPr>
-              <w:spacing w:after="0" w:before="0" w:line="264"/>
+              <w:spacing w:after="0" w:before="0" w:line="264" w:lineRule="auto"/>
             </w:pPr>
             <w:r>
               <w:rPr>
@@ -7564,7 +7564,7 @@
           </w:tcPr>
           <w:p>
             <w:pPr>
-              <w:spacing w:after="0" w:before="0" w:line="264"/>
+              <w:spacing w:after="0" w:before="0" w:line="264" w:lineRule="auto"/>
             </w:pPr>
             <w:r>
               <w:rPr>
@@ -7597,7 +7597,7 @@
           </w:tcPr>
           <w:p>
             <w:pPr>
-              <w:spacing w:after="0" w:before="0" w:line="264"/>
+              <w:spacing w:after="0" w:before="0" w:line="264" w:lineRule="auto"/>
             </w:pPr>
             <w:r>
               <w:rPr>
@@ -7628,7 +7628,7 @@
           </w:tcPr>
           <w:p>
             <w:pPr>
-              <w:spacing w:after="0" w:before="0" w:line="264"/>
+              <w:spacing w:after="0" w:before="0" w:line="264" w:lineRule="auto"/>
             </w:pPr>
             <w:r>
               <w:rPr>
@@ -7659,7 +7659,7 @@
           </w:tcPr>
           <w:p>
             <w:pPr>
-              <w:spacing w:after="0" w:before="0" w:line="264"/>
+              <w:spacing w:after="0" w:before="0" w:line="264" w:lineRule="auto"/>
             </w:pPr>
             <w:r>
               <w:rPr>
@@ -7690,7 +7690,7 @@
           </w:tcPr>
           <w:p>
             <w:pPr>
-              <w:spacing w:after="0" w:before="0" w:line="264"/>
+              <w:spacing w:after="0" w:before="0" w:line="264" w:lineRule="auto"/>
             </w:pPr>
             <w:r>
               <w:rPr>
@@ -7726,7 +7726,7 @@
           </w:tcPr>
           <w:p>
             <w:pPr>
-              <w:spacing w:after="0" w:before="0" w:line="264"/>
+              <w:spacing w:after="0" w:before="0" w:line="264" w:lineRule="auto"/>
             </w:pPr>
             <w:r>
               <w:rPr>
@@ -7759,7 +7759,7 @@
           </w:tcPr>
           <w:p>
             <w:pPr>
-              <w:spacing w:after="0" w:before="0" w:line="264"/>
+              <w:spacing w:after="0" w:before="0" w:line="264" w:lineRule="auto"/>
             </w:pPr>
             <w:r>
               <w:rPr>
@@ -7790,7 +7790,7 @@
           </w:tcPr>
           <w:p>
             <w:pPr>
-              <w:spacing w:after="0" w:before="0" w:line="264"/>
+              <w:spacing w:after="0" w:before="0" w:line="264" w:lineRule="auto"/>
             </w:pPr>
             <w:r>
               <w:rPr>
@@ -7821,7 +7821,7 @@
           </w:tcPr>
           <w:p>
             <w:pPr>
-              <w:spacing w:after="0" w:before="0" w:line="264"/>
+              <w:spacing w:after="0" w:before="0" w:line="264" w:lineRule="auto"/>
             </w:pPr>
             <w:r>
               <w:rPr>
@@ -7852,7 +7852,7 @@
           </w:tcPr>
           <w:p>
             <w:pPr>
-              <w:spacing w:after="0" w:before="0" w:line="264"/>
+              <w:spacing w:after="0" w:before="0" w:line="264" w:lineRule="auto"/>
             </w:pPr>
             <w:r>
               <w:rPr>
@@ -7888,7 +7888,7 @@
           </w:tcPr>
           <w:p>
             <w:pPr>
-              <w:spacing w:after="0" w:before="0" w:line="264"/>
+              <w:spacing w:after="0" w:before="0" w:line="264" w:lineRule="auto"/>
             </w:pPr>
             <w:r>
               <w:rPr>
@@ -7921,7 +7921,7 @@
           </w:tcPr>
           <w:p>
             <w:pPr>
-              <w:spacing w:after="0" w:before="0" w:line="264"/>
+              <w:spacing w:after="0" w:before="0" w:line="264" w:lineRule="auto"/>
             </w:pPr>
             <w:r>
               <w:rPr>
@@ -7952,7 +7952,7 @@
           </w:tcPr>
           <w:p>
             <w:pPr>
-              <w:spacing w:after="0" w:before="0" w:line="264"/>
+              <w:spacing w:after="0" w:before="0" w:line="264" w:lineRule="auto"/>
             </w:pPr>
             <w:r>
               <w:rPr>
@@ -7983,7 +7983,7 @@
           </w:tcPr>
           <w:p>
             <w:pPr>
-              <w:spacing w:after="0" w:before="0" w:line="264"/>
+              <w:spacing w:after="0" w:before="0" w:line="264" w:lineRule="auto"/>
             </w:pPr>
             <w:r>
               <w:rPr>
@@ -8014,7 +8014,7 @@
           </w:tcPr>
           <w:p>
             <w:pPr>
-              <w:spacing w:after="0" w:before="0" w:line="264"/>
+              <w:spacing w:after="0" w:before="0" w:line="264" w:lineRule="auto"/>
             </w:pPr>
             <w:r>
               <w:rPr>
@@ -8031,7 +8031,7 @@
     </w:tbl>
     <w:p>
       <w:pPr>
-        <w:spacing w:after="0" w:before="0" w:line="160"/>
+        <w:spacing w:after="0" w:before="0" w:line="160" w:lineRule="auto"/>
       </w:pPr>
       <w:r>
         <w:rPr>
@@ -8045,7 +8045,7 @@
     </w:p>
     <w:p>
       <w:pPr>
-        <w:spacing w:after="120" w:before="0" w:line="300"/>
+        <w:spacing w:after="120" w:before="0" w:line="300" w:lineRule="auto"/>
       </w:pPr>
       <w:r>
         <w:rPr>
@@ -8062,7 +8062,7 @@
     <w:p>
       <w:pPr>
         <w:keepNext/>
-        <w:spacing w:after="30" w:before="200" w:line="300"/>
+        <w:spacing w:after="30" w:before="200" w:line="300" w:lineRule="auto"/>
       </w:pPr>
       <w:r>
         <w:rPr>
@@ -8103,7 +8103,7 @@
           <w:ilvl w:val="0"/>
           <w:numId w:val="2"/>
         </w:numPr>
-        <w:spacing w:after="30" w:before="0" w:line="300"/>
+        <w:spacing w:after="30" w:before="0" w:line="300" w:lineRule="auto"/>
       </w:pPr>
       <w:r>
         <w:rPr>
@@ -8122,7 +8122,7 @@
           <w:ilvl w:val="0"/>
           <w:numId w:val="2"/>
         </w:numPr>
-        <w:spacing w:after="30" w:before="0" w:line="300"/>
+        <w:spacing w:after="30" w:before="0" w:line="300" w:lineRule="auto"/>
       </w:pPr>
       <w:r>
         <w:rPr>
@@ -8141,7 +8141,7 @@
           <w:ilvl w:val="0"/>
           <w:numId w:val="2"/>
         </w:numPr>
-        <w:spacing w:after="30" w:before="0" w:line="300"/>
+        <w:spacing w:after="30" w:before="0" w:line="300" w:lineRule="auto"/>
       </w:pPr>
       <w:r>
         <w:rPr>
@@ -8155,7 +8155,7 @@
     </w:p>
     <w:p>
       <w:pPr>
-        <w:spacing w:after="120" w:before="120" w:line="300"/>
+        <w:spacing w:after="120" w:before="120" w:line="300" w:lineRule="auto"/>
       </w:pPr>
       <w:r>
         <w:rPr>
@@ -8205,7 +8205,7 @@
           </w:tcPr>
           <w:p>
             <w:pPr>
-              <w:spacing w:after="0" w:before="0" w:line="264"/>
+              <w:spacing w:after="0" w:before="0" w:line="264" w:lineRule="auto"/>
             </w:pPr>
             <w:r>
               <w:rPr>
@@ -8238,7 +8238,7 @@
           </w:tcPr>
           <w:p>
             <w:pPr>
-              <w:spacing w:after="0" w:before="0" w:line="264"/>
+              <w:spacing w:after="0" w:before="0" w:line="264" w:lineRule="auto"/>
             </w:pPr>
             <w:r>
               <w:rPr>
@@ -8274,7 +8274,7 @@
           </w:tcPr>
           <w:p>
             <w:pPr>
-              <w:spacing w:after="0" w:before="0" w:line="264"/>
+              <w:spacing w:after="0" w:before="0" w:line="264" w:lineRule="auto"/>
             </w:pPr>
             <w:r>
               <w:rPr>
@@ -8307,7 +8307,7 @@
           </w:tcPr>
           <w:p>
             <w:pPr>
-              <w:spacing w:after="0" w:before="0" w:line="264"/>
+              <w:spacing w:after="0" w:before="0" w:line="264" w:lineRule="auto"/>
             </w:pPr>
             <w:r>
               <w:rPr>
@@ -8324,7 +8324,7 @@
     </w:tbl>
     <w:p>
       <w:pPr>
-        <w:spacing w:after="0" w:before="0" w:line="160"/>
+        <w:spacing w:after="0" w:before="0" w:line="160" w:lineRule="auto"/>
       </w:pPr>
       <w:r>
         <w:rPr>
@@ -8339,7 +8339,7 @@
     <w:p>
       <w:pPr>
         <w:keepNext/>
-        <w:spacing w:after="30" w:before="200" w:line="300"/>
+        <w:spacing w:after="30" w:before="200" w:line="300" w:lineRule="auto"/>
       </w:pPr>
       <w:r>
         <w:rPr>
@@ -8380,7 +8380,7 @@
           <w:ilvl w:val="0"/>
           <w:numId w:val="2"/>
         </w:numPr>
-        <w:spacing w:after="30" w:before="0" w:line="300"/>
+        <w:spacing w:after="30" w:before="0" w:line="300" w:lineRule="auto"/>
       </w:pPr>
       <w:r>
         <w:rPr>
@@ -8399,7 +8399,7 @@
           <w:ilvl w:val="0"/>
           <w:numId w:val="2"/>
         </w:numPr>
-        <w:spacing w:after="30" w:before="0" w:line="300"/>
+        <w:spacing w:after="30" w:before="0" w:line="300" w:lineRule="auto"/>
       </w:pPr>
       <w:r>
         <w:rPr>
@@ -8418,7 +8418,7 @@
           <w:ilvl w:val="0"/>
           <w:numId w:val="2"/>
         </w:numPr>
-        <w:spacing w:after="30" w:before="0" w:line="300"/>
+        <w:spacing w:after="30" w:before="0" w:line="300" w:lineRule="auto"/>
       </w:pPr>
       <w:r>
         <w:rPr>
@@ -8437,7 +8437,7 @@
           <w:ilvl w:val="0"/>
           <w:numId w:val="2"/>
         </w:numPr>
-        <w:spacing w:after="30" w:before="0" w:line="300"/>
+        <w:spacing w:after="30" w:before="0" w:line="300" w:lineRule="auto"/>
       </w:pPr>
       <w:r>
         <w:rPr>
@@ -8456,7 +8456,7 @@
           <w:ilvl w:val="0"/>
           <w:numId w:val="2"/>
         </w:numPr>
-        <w:spacing w:after="30" w:before="0" w:line="300"/>
+        <w:spacing w:after="30" w:before="0" w:line="300" w:lineRule="auto"/>
       </w:pPr>
       <w:r>
         <w:rPr>
@@ -8475,7 +8475,7 @@
           <w:ilvl w:val="0"/>
           <w:numId w:val="2"/>
         </w:numPr>
-        <w:spacing w:after="30" w:before="0" w:line="300"/>
+        <w:spacing w:after="30" w:before="0" w:line="300" w:lineRule="auto"/>
       </w:pPr>
       <w:r>
         <w:rPr>
@@ -8494,7 +8494,7 @@
           <w:ilvl w:val="0"/>
           <w:numId w:val="2"/>
         </w:numPr>
-        <w:spacing w:after="30" w:before="0" w:line="300"/>
+        <w:spacing w:after="30" w:before="0" w:line="300" w:lineRule="auto"/>
       </w:pPr>
       <w:r>
         <w:rPr>
@@ -8513,7 +8513,7 @@
           <w:ilvl w:val="0"/>
           <w:numId w:val="2"/>
         </w:numPr>
-        <w:spacing w:after="30" w:before="0" w:line="300"/>
+        <w:spacing w:after="30" w:before="0" w:line="300" w:lineRule="auto"/>
       </w:pPr>
       <w:r>
         <w:rPr>
@@ -8531,7 +8531,7 @@
           <w:left w:val="single" w:color="265147" w:sz="24" w:space="10"/>
         </w:pBdr>
         <w:shd w:fill="F0F5F3" w:color="auto" w:val="clear"/>
-        <w:spacing w:after="200" w:before="160" w:line="290"/>
+        <w:spacing w:after="200" w:before="160" w:line="290" w:lineRule="auto"/>
         <w:ind w:left="200" w:right="120"/>
       </w:pPr>
       <w:r>
@@ -8551,7 +8551,7 @@
           <w:left w:val="single" w:color="265147" w:sz="24" w:space="10"/>
         </w:pBdr>
         <w:shd w:fill="D5E3DE" w:color="auto" w:val="clear"/>
-        <w:spacing w:after="0" w:before="160" w:line="280"/>
+        <w:spacing w:after="0" w:before="160" w:line="280" w:lineRule="auto"/>
         <w:ind w:left="200" w:right="120"/>
       </w:pPr>
       <w:r>
@@ -8574,7 +8574,7 @@
           <w:left w:val="single" w:color="265147" w:sz="24" w:space="10"/>
         </w:pBdr>
         <w:shd w:fill="D5E3DE" w:color="auto" w:val="clear"/>
-        <w:spacing w:after="200" w:before="0" w:line="290"/>
+        <w:spacing w:after="200" w:before="0" w:line="290" w:lineRule="auto"/>
         <w:ind w:left="200" w:right="120"/>
       </w:pPr>
       <w:r>
@@ -8642,7 +8642,7 @@
       <w:pBdr>
         <w:top w:val="single" w:color="D5E3DE" w:sz="4" w:space="6"/>
       </w:pBdr>
-      <w:spacing w:after="0" w:before="0" w:line="300"/>
+      <w:spacing w:after="0" w:before="0" w:line="300" w:lineRule="auto"/>
     </w:pPr>
     <w:r>
       <w:rPr>
